--- a/public/assets/files/stacjonarne/ICK.docx
+++ b/public/assets/files/stacjonarne/ICK.docx
@@ -523,6 +523,7 @@
                 <w:i w:val="0"/>
                 <w:sz w:val="22"/>
               </w:rPr>
+              <w:t>I</w:t>
             </w:r>
           </w:p>
         </w:tc>
@@ -560,6 +561,7 @@
                 <w:i w:val="0"/>
                 <w:sz w:val="22"/>
               </w:rPr>
+              <w:t>obligatoryjny</w:t>
             </w:r>
           </w:p>
         </w:tc>

--- a/public/assets/files/stacjonarne/ICK.docx
+++ b/public/assets/files/stacjonarne/ICK.docx
@@ -680,12 +680,22 @@
         <w:tblW w:w="5000" w:type="pct"/>
       </w:tblPr>
       <w:tblGrid>
-        <w:gridCol w:w="9972"/>
+        <w:gridCol w:w="997"/>
+        <w:gridCol w:w="997"/>
+        <w:gridCol w:w="997"/>
+        <w:gridCol w:w="997"/>
+        <w:gridCol w:w="997"/>
+        <w:gridCol w:w="997"/>
+        <w:gridCol w:w="997"/>
+        <w:gridCol w:w="997"/>
+        <w:gridCol w:w="997"/>
+        <w:gridCol w:w="997"/>
       </w:tblGrid>
       <w:tr>
         <w:tc>
           <w:tcPr>
-            <w:tcW w:type="dxa" w:w="9972"/>
+            <w:tcW w:type="dxa" w:w="9970"/>
+            <w:gridSpan w:val="10"/>
             <w:shd w:val="clear" w:color="auto" w:fill="D9D9D9"/>
           </w:tcPr>
           <w:p>
@@ -704,31 +714,34 @@
           </w:p>
         </w:tc>
       </w:tr>
-    </w:tbl>
-    <w:tbl>
-      <w:tblPr>
-        <w:tblW w:type="auto" w:w="0"/>
-        <w:tblLook w:firstColumn="1" w:firstRow="1" w:lastColumn="0" w:lastRow="0" w:noHBand="0" w:noVBand="1" w:val="04A0"/>
-        <w:tblBorders>
-          <w:top w:val="single" w:sz="4" w:space="0" w:color="000000"/>
-          <w:left w:val="single" w:sz="4" w:space="0" w:color="000000"/>
-          <w:bottom w:val="single" w:sz="4" w:space="0" w:color="000000"/>
-          <w:right w:val="single" w:sz="4" w:space="0" w:color="000000"/>
-          <w:insideH w:val="single" w:sz="4" w:space="0" w:color="000000"/>
-          <w:insideV w:val="single" w:sz="4" w:space="0" w:color="000000"/>
-        </w:tblBorders>
-        <w:tblW w:w="5000" w:type="pct"/>
-      </w:tblPr>
-      <w:tblGrid>
-        <w:gridCol w:w="2493"/>
-        <w:gridCol w:w="2493"/>
-        <w:gridCol w:w="2493"/>
-        <w:gridCol w:w="2493"/>
-      </w:tblGrid>
       <w:tr>
         <w:tc>
           <w:tcPr>
-            <w:tcW w:type="dxa" w:w="2493"/>
+            <w:tcW w:type="dxa" w:w="9970"/>
+            <w:gridSpan w:val="10"/>
+            <w:shd w:val="clear" w:color="auto" w:fill="D9D9D9"/>
+          </w:tcPr>
+          <w:p>
+            <w:pPr>
+              <w:spacing w:before="20" w:after="20"/>
+            </w:pPr>
+            <w:r>
+              <w:rPr>
+                <w:rFonts w:ascii="Aptos" w:hAnsi="Aptos"/>
+                <w:b w:val="0"/>
+                <w:i w:val="0"/>
+                <w:sz w:val="16"/>
+              </w:rPr>
+              <w:t>Wymiar godzinowy (liczba godzin w semestrze)</w:t>
+            </w:r>
+          </w:p>
+        </w:tc>
+      </w:tr>
+      <w:tr>
+        <w:tc>
+          <w:tcPr>
+            <w:tcW w:type="dxa" w:w="1994"/>
+            <w:gridSpan w:val="2"/>
             <w:shd w:val="clear" w:color="auto" w:fill="D9D9D9"/>
           </w:tcPr>
           <w:p>
@@ -748,7 +761,8 @@
         </w:tc>
         <w:tc>
           <w:tcPr>
-            <w:tcW w:type="dxa" w:w="2493"/>
+            <w:tcW w:type="dxa" w:w="2991"/>
+            <w:gridSpan w:val="3"/>
             <w:shd w:val="clear" w:color="auto" w:fill="D9D9D9"/>
           </w:tcPr>
           <w:p>
@@ -768,7 +782,8 @@
         </w:tc>
         <w:tc>
           <w:tcPr>
-            <w:tcW w:type="dxa" w:w="2493"/>
+            <w:tcW w:type="dxa" w:w="2991"/>
+            <w:gridSpan w:val="3"/>
             <w:shd w:val="clear" w:color="auto" w:fill="D9D9D9"/>
           </w:tcPr>
           <w:p>
@@ -788,7 +803,8 @@
         </w:tc>
         <w:tc>
           <w:tcPr>
-            <w:tcW w:type="dxa" w:w="2493"/>
+            <w:tcW w:type="dxa" w:w="1994"/>
+            <w:gridSpan w:val="2"/>
             <w:shd w:val="clear" w:color="auto" w:fill="D9D9D9"/>
           </w:tcPr>
           <w:p>
@@ -810,7 +826,8 @@
       <w:tr>
         <w:tc>
           <w:tcPr>
-            <w:tcW w:type="dxa" w:w="2493"/>
+            <w:tcW w:type="dxa" w:w="1994"/>
+            <w:gridSpan w:val="2"/>
           </w:tcPr>
           <w:p>
             <w:pPr>
@@ -829,7 +846,8 @@
         </w:tc>
         <w:tc>
           <w:tcPr>
-            <w:tcW w:type="dxa" w:w="2493"/>
+            <w:tcW w:type="dxa" w:w="2991"/>
+            <w:gridSpan w:val="3"/>
           </w:tcPr>
           <w:p>
             <w:pPr>
@@ -848,7 +866,8 @@
         </w:tc>
         <w:tc>
           <w:tcPr>
-            <w:tcW w:type="dxa" w:w="2493"/>
+            <w:tcW w:type="dxa" w:w="2991"/>
+            <w:gridSpan w:val="3"/>
           </w:tcPr>
           <w:p>
             <w:pPr>
@@ -867,7 +886,8 @@
         </w:tc>
         <w:tc>
           <w:tcPr>
-            <w:tcW w:type="dxa" w:w="2493"/>
+            <w:tcW w:type="dxa" w:w="1994"/>
+            <w:gridSpan w:val="2"/>
           </w:tcPr>
           <w:p>
             <w:pPr>
@@ -885,30 +905,34 @@
           </w:p>
         </w:tc>
       </w:tr>
-    </w:tbl>
-    <w:tbl>
-      <w:tblPr>
-        <w:tblW w:type="auto" w:w="0"/>
-        <w:tblLook w:firstColumn="1" w:firstRow="1" w:lastColumn="0" w:lastRow="0" w:noHBand="0" w:noVBand="1" w:val="04A0"/>
-        <w:tblBorders>
-          <w:top w:val="single" w:sz="4" w:space="0" w:color="000000"/>
-          <w:left w:val="single" w:sz="4" w:space="0" w:color="000000"/>
-          <w:bottom w:val="single" w:sz="4" w:space="0" w:color="000000"/>
-          <w:right w:val="single" w:sz="4" w:space="0" w:color="000000"/>
-          <w:insideH w:val="single" w:sz="4" w:space="0" w:color="000000"/>
-          <w:insideV w:val="single" w:sz="4" w:space="0" w:color="000000"/>
-        </w:tblBorders>
-        <w:tblW w:w="5000" w:type="pct"/>
-      </w:tblPr>
-      <w:tblGrid>
-        <w:gridCol w:w="3324"/>
-        <w:gridCol w:w="3324"/>
-        <w:gridCol w:w="3324"/>
-      </w:tblGrid>
       <w:tr>
         <w:tc>
           <w:tcPr>
-            <w:tcW w:type="dxa" w:w="3324"/>
+            <w:tcW w:type="dxa" w:w="9970"/>
+            <w:gridSpan w:val="10"/>
+            <w:shd w:val="clear" w:color="auto" w:fill="D9D9D9"/>
+          </w:tcPr>
+          <w:p>
+            <w:pPr>
+              <w:spacing w:before="20" w:after="20"/>
+            </w:pPr>
+            <w:r>
+              <w:rPr>
+                <w:rFonts w:ascii="Aptos" w:hAnsi="Aptos"/>
+                <w:b/>
+                <w:i w:val="0"/>
+                <w:sz w:val="22"/>
+              </w:rPr>
+              <w:t>Bilans ECTS</w:t>
+            </w:r>
+          </w:p>
+        </w:tc>
+      </w:tr>
+      <w:tr>
+        <w:tc>
+          <w:tcPr>
+            <w:tcW w:type="dxa" w:w="4985"/>
+            <w:gridSpan w:val="5"/>
             <w:shd w:val="clear" w:color="auto" w:fill="D9D9D9"/>
           </w:tcPr>
           <w:p>
@@ -928,7 +952,8 @@
         </w:tc>
         <w:tc>
           <w:tcPr>
-            <w:tcW w:type="dxa" w:w="3324"/>
+            <w:tcW w:type="dxa" w:w="2991"/>
+            <w:gridSpan w:val="3"/>
             <w:shd w:val="clear" w:color="auto" w:fill="D9D9D9"/>
           </w:tcPr>
           <w:p>
@@ -948,7 +973,8 @@
         </w:tc>
         <w:tc>
           <w:tcPr>
-            <w:tcW w:type="dxa" w:w="3324"/>
+            <w:tcW w:type="dxa" w:w="1994"/>
+            <w:gridSpan w:val="2"/>
             <w:shd w:val="clear" w:color="auto" w:fill="D9D9D9"/>
           </w:tcPr>
           <w:p>
@@ -970,7 +996,8 @@
       <w:tr>
         <w:tc>
           <w:tcPr>
-            <w:tcW w:type="dxa" w:w="3324"/>
+            <w:tcW w:type="dxa" w:w="4985"/>
+            <w:gridSpan w:val="5"/>
           </w:tcPr>
           <w:p>
             <w:pPr>
@@ -989,7 +1016,8 @@
         </w:tc>
         <w:tc>
           <w:tcPr>
-            <w:tcW w:type="dxa" w:w="3324"/>
+            <w:tcW w:type="dxa" w:w="2991"/>
+            <w:gridSpan w:val="3"/>
           </w:tcPr>
           <w:p>
             <w:pPr>
@@ -1008,7 +1036,8 @@
         </w:tc>
         <w:tc>
           <w:tcPr>
-            <w:tcW w:type="dxa" w:w="3324"/>
+            <w:tcW w:type="dxa" w:w="1994"/>
+            <w:gridSpan w:val="2"/>
           </w:tcPr>
           <w:p>
             <w:pPr>
@@ -1029,7 +1058,8 @@
       <w:tr>
         <w:tc>
           <w:tcPr>
-            <w:tcW w:type="dxa" w:w="3324"/>
+            <w:tcW w:type="dxa" w:w="4985"/>
+            <w:gridSpan w:val="5"/>
           </w:tcPr>
           <w:p>
             <w:pPr>
@@ -1048,7 +1078,8 @@
         </w:tc>
         <w:tc>
           <w:tcPr>
-            <w:tcW w:type="dxa" w:w="3324"/>
+            <w:tcW w:type="dxa" w:w="2991"/>
+            <w:gridSpan w:val="3"/>
           </w:tcPr>
           <w:p>
             <w:pPr>
@@ -1067,7 +1098,8 @@
         </w:tc>
         <w:tc>
           <w:tcPr>
-            <w:tcW w:type="dxa" w:w="3324"/>
+            <w:tcW w:type="dxa" w:w="1994"/>
+            <w:gridSpan w:val="2"/>
           </w:tcPr>
           <w:p>
             <w:pPr>
@@ -1088,7 +1120,29 @@
       <w:tr>
         <w:tc>
           <w:tcPr>
-            <w:tcW w:type="dxa" w:w="3324"/>
+            <w:tcW w:type="dxa" w:w="4985"/>
+            <w:gridSpan w:val="5"/>
+            <w:shd w:val="clear" w:color="auto" w:fill="D9D9D9"/>
+          </w:tcPr>
+          <w:p>
+            <w:pPr>
+              <w:spacing w:before="20" w:after="20"/>
+            </w:pPr>
+            <w:r>
+              <w:rPr>
+                <w:rFonts w:ascii="Aptos" w:hAnsi="Aptos"/>
+                <w:b/>
+                <w:i w:val="0"/>
+                <w:sz w:val="16"/>
+              </w:rPr>
+              <w:t>Opis samodzielnej pracy studenta</w:t>
+            </w:r>
+          </w:p>
+        </w:tc>
+        <w:tc>
+          <w:tcPr>
+            <w:tcW w:type="dxa" w:w="4985"/>
+            <w:gridSpan w:val="5"/>
           </w:tcPr>
           <w:p>
             <w:pPr>
@@ -1101,45 +1155,7 @@
                 <w:i w:val="0"/>
                 <w:sz w:val="22"/>
               </w:rPr>
-              <w:t>Suma</w:t>
-            </w:r>
-          </w:p>
-        </w:tc>
-        <w:tc>
-          <w:tcPr>
-            <w:tcW w:type="dxa" w:w="3324"/>
-          </w:tcPr>
-          <w:p>
-            <w:pPr>
-              <w:spacing w:before="20" w:after="20"/>
-            </w:pPr>
-            <w:r>
-              <w:rPr>
-                <w:rFonts w:ascii="Aptos" w:hAnsi="Aptos"/>
-                <w:b w:val="0"/>
-                <w:i w:val="0"/>
-                <w:sz w:val="22"/>
-              </w:rPr>
-              <w:t>100</w:t>
-            </w:r>
-          </w:p>
-        </w:tc>
-        <w:tc>
-          <w:tcPr>
-            <w:tcW w:type="dxa" w:w="3324"/>
-          </w:tcPr>
-          <w:p>
-            <w:pPr>
-              <w:spacing w:before="20" w:after="20"/>
-            </w:pPr>
-            <w:r>
-              <w:rPr>
-                <w:rFonts w:ascii="Aptos" w:hAnsi="Aptos"/>
-                <w:b w:val="0"/>
-                <w:i w:val="0"/>
-                <w:sz w:val="22"/>
-              </w:rPr>
-              <w:t>4</w:t>
+              <w:t>Projektowanie interfejsów użytkownika z zastosowaniem metod HCI; tworzenie prototypów i makiet; przeprowadzanie testów użyteczności; przygotowanie dokumentacji projektowej.</w:t>
             </w:r>
           </w:p>
         </w:tc>
@@ -1273,7 +1289,7 @@
                 <w:b w:val="0"/>
                 <w:sz w:val="22"/>
               </w:rPr>
-              <w:t>• Wykład problemowy z wykorzystaniem prezentacji multimedialnych,</w:t>
+              <w:t>• wykład z prezentacją multimedialną</w:t>
             </w:r>
           </w:p>
           <w:p>
@@ -1286,7 +1302,20 @@
                 <w:b w:val="0"/>
                 <w:sz w:val="22"/>
               </w:rPr>
-              <w:t>• Analiza studiów przypadków (case study),</w:t>
+              <w:t>• wykład konwersatoryjny (z elementami dyskusji)</w:t>
+            </w:r>
+          </w:p>
+          <w:p>
+            <w:pPr>
+              <w:spacing w:before="20" w:after="20"/>
+            </w:pPr>
+            <w:r>
+              <w:rPr>
+                <w:rFonts w:ascii="Aptos" w:hAnsi="Aptos"/>
+                <w:b/>
+                <w:sz w:val="22"/>
+              </w:rPr>
+              <w:t>Ćwiczenia / Laboratorium:</w:t>
             </w:r>
           </w:p>
           <w:p>
@@ -1299,7 +1328,7 @@
                 <w:b w:val="0"/>
                 <w:sz w:val="22"/>
               </w:rPr>
-              <w:t>• Dyskusja moderowana,</w:t>
+              <w:t>• metoda projektów (projekt praktyczny)</w:t>
             </w:r>
           </w:p>
           <w:p>
@@ -1312,7 +1341,7 @@
                 <w:b w:val="0"/>
                 <w:sz w:val="22"/>
               </w:rPr>
-              <w:t>• Analiza przykładów dobrych i błędnych rozwiązań interfejsowych,</w:t>
+              <w:t>• praca w grupach</w:t>
             </w:r>
           </w:p>
           <w:p>
@@ -1325,7 +1354,7 @@
                 <w:b w:val="0"/>
                 <w:sz w:val="22"/>
               </w:rPr>
-              <w:t>• Omówienie metod projektowych stosowanych w HCI,</w:t>
+              <w:t>• warsztaty</w:t>
             </w:r>
           </w:p>
           <w:p>
@@ -1338,111 +1367,7 @@
                 <w:b w:val="0"/>
                 <w:sz w:val="22"/>
               </w:rPr>
-              <w:t>• Elementy mini-analiz wykonywanych w trakcie zajęć.</w:t>
-            </w:r>
-          </w:p>
-          <w:p>
-            <w:pPr>
-              <w:spacing w:before="20" w:after="20"/>
-            </w:pPr>
-            <w:r>
-              <w:rPr>
-                <w:rFonts w:ascii="Aptos" w:hAnsi="Aptos"/>
-                <w:b/>
-                <w:sz w:val="22"/>
-              </w:rPr>
-              <w:t>Laboratorium:</w:t>
-            </w:r>
-          </w:p>
-          <w:p>
-            <w:pPr>
-              <w:spacing w:before="20" w:after="20"/>
-            </w:pPr>
-            <w:r>
-              <w:rPr>
-                <w:rFonts w:ascii="Aptos" w:hAnsi="Aptos"/>
-                <w:b w:val="0"/>
-                <w:sz w:val="22"/>
-              </w:rPr>
-              <w:t>• Ćwiczenia projektowe realizowane indywidualnie i zespołowo,</w:t>
-            </w:r>
-          </w:p>
-          <w:p>
-            <w:pPr>
-              <w:spacing w:before="20" w:after="20"/>
-            </w:pPr>
-            <w:r>
-              <w:rPr>
-                <w:rFonts w:ascii="Aptos" w:hAnsi="Aptos"/>
-                <w:b w:val="0"/>
-                <w:sz w:val="22"/>
-              </w:rPr>
-              <w:t>• Warsztaty z zakresu analizy potrzeb użytkowników i projektowania ścieżek użytkownika,</w:t>
-            </w:r>
-          </w:p>
-          <w:p>
-            <w:pPr>
-              <w:spacing w:before="20" w:after="20"/>
-            </w:pPr>
-            <w:r>
-              <w:rPr>
-                <w:rFonts w:ascii="Aptos" w:hAnsi="Aptos"/>
-                <w:b w:val="0"/>
-                <w:sz w:val="22"/>
-              </w:rPr>
-              <w:t>• Tworzenie architektury informacji i makiet interfejsów,</w:t>
-            </w:r>
-          </w:p>
-          <w:p>
-            <w:pPr>
-              <w:spacing w:before="20" w:after="20"/>
-            </w:pPr>
-            <w:r>
-              <w:rPr>
-                <w:rFonts w:ascii="Aptos" w:hAnsi="Aptos"/>
-                <w:b w:val="0"/>
-                <w:sz w:val="22"/>
-              </w:rPr>
-              <w:t>• Prototypowanie, analiza heurystyczna,</w:t>
-            </w:r>
-          </w:p>
-          <w:p>
-            <w:pPr>
-              <w:spacing w:before="20" w:after="20"/>
-            </w:pPr>
-            <w:r>
-              <w:rPr>
-                <w:rFonts w:ascii="Aptos" w:hAnsi="Aptos"/>
-                <w:b w:val="0"/>
-                <w:sz w:val="22"/>
-              </w:rPr>
-              <w:t>• Testowanie użyteczności oraz iteracyjne doskonalenie projektów,</w:t>
-            </w:r>
-          </w:p>
-          <w:p>
-            <w:pPr>
-              <w:spacing w:before="20" w:after="20"/>
-            </w:pPr>
-            <w:r>
-              <w:rPr>
-                <w:rFonts w:ascii="Aptos" w:hAnsi="Aptos"/>
-                <w:b w:val="0"/>
-                <w:sz w:val="22"/>
-              </w:rPr>
-              <w:t>• Konsultacje projektowe,</w:t>
-            </w:r>
-          </w:p>
-          <w:p>
-            <w:pPr>
-              <w:spacing w:before="20" w:after="20"/>
-            </w:pPr>
-            <w:r>
-              <w:rPr>
-                <w:rFonts w:ascii="Aptos" w:hAnsi="Aptos"/>
-                <w:b w:val="0"/>
-                <w:sz w:val="22"/>
-              </w:rPr>
-              <w:t>• Prezentacje wyników prac.</w:t>
+              <w:t>• studia przypadków z bazy studiów przypadków opracowanych przez firmy MŚP lub będące efektem staży</w:t>
             </w:r>
           </w:p>
         </w:tc>
@@ -1695,91 +1620,7 @@
                 <w:rFonts w:ascii="Aptos" w:hAnsi="Aptos"/>
                 <w:sz w:val="22"/>
               </w:rPr>
-              <w:t>1. Poprawność merytoryczna opracowanych rozwiązań projektowych.</w:t>
-            </w:r>
-          </w:p>
-          <w:p>
-            <w:pPr>
-              <w:spacing w:before="20" w:after="20"/>
-            </w:pPr>
-            <w:r>
-              <w:rPr>
-                <w:rFonts w:ascii="Aptos" w:hAnsi="Aptos"/>
-                <w:sz w:val="22"/>
-              </w:rPr>
-              <w:t>2. Adekwatność zaproponowanych rozwiązań do zdefiniowanego problemu oraz potrzeb użytkownika.</w:t>
-            </w:r>
-          </w:p>
-          <w:p>
-            <w:pPr>
-              <w:spacing w:before="20" w:after="20"/>
-            </w:pPr>
-            <w:r>
-              <w:rPr>
-                <w:rFonts w:ascii="Aptos" w:hAnsi="Aptos"/>
-                <w:sz w:val="22"/>
-              </w:rPr>
-              <w:t>3. Stopień zastosowania poznanych metod i narzędzi HCI w procesie projektowym.</w:t>
-            </w:r>
-          </w:p>
-          <w:p>
-            <w:pPr>
-              <w:spacing w:before="20" w:after="20"/>
-            </w:pPr>
-            <w:r>
-              <w:rPr>
-                <w:rFonts w:ascii="Aptos" w:hAnsi="Aptos"/>
-                <w:sz w:val="22"/>
-              </w:rPr>
-              <w:t>4. Jakość opracowań koncepcyjnych i projektowych, w tym analiza problemu, uzasadnienie decyzji projektowych, przygotowanie prototypów oraz dokumentacja procesu.</w:t>
-            </w:r>
-          </w:p>
-          <w:p>
-            <w:pPr>
-              <w:spacing w:before="20" w:after="20"/>
-            </w:pPr>
-            <w:r>
-              <w:rPr>
-                <w:rFonts w:ascii="Aptos" w:hAnsi="Aptos"/>
-                <w:sz w:val="22"/>
-              </w:rPr>
-              <w:t>5. Spójność i logiczność argumentacji projektowej.</w:t>
-            </w:r>
-          </w:p>
-          <w:p>
-            <w:pPr>
-              <w:spacing w:before="20" w:after="20"/>
-            </w:pPr>
-            <w:r>
-              <w:rPr>
-                <w:rFonts w:ascii="Aptos" w:hAnsi="Aptos"/>
-                <w:sz w:val="22"/>
-              </w:rPr>
-              <w:t>6. Jakość i czytelność prezentacji wyników pracy.</w:t>
-            </w:r>
-          </w:p>
-          <w:p>
-            <w:pPr>
-              <w:spacing w:before="20" w:after="20"/>
-            </w:pPr>
-            <w:r>
-              <w:rPr>
-                <w:rFonts w:ascii="Aptos" w:hAnsi="Aptos"/>
-                <w:sz w:val="22"/>
-              </w:rPr>
-              <w:t>7. Terminowość realizacji poszczególnych etapów projektu.</w:t>
-            </w:r>
-          </w:p>
-          <w:p>
-            <w:pPr>
-              <w:spacing w:before="20" w:after="20"/>
-            </w:pPr>
-            <w:r>
-              <w:rPr>
-                <w:rFonts w:ascii="Aptos" w:hAnsi="Aptos"/>
-                <w:sz w:val="22"/>
-              </w:rPr>
-              <w:t>8. Wynik kolokwium pisemnego weryfikującego znajomość zagadnień teoretycznych oraz umiejętność ich zastosowania w rozwiązywaniu problemów projektowych.</w:t>
+              <w:t>1. kolokwium</w:t>
             </w:r>
           </w:p>
         </w:tc>
@@ -1796,7 +1637,7 @@
                 <w:rFonts w:ascii="Aptos" w:hAnsi="Aptos"/>
                 <w:sz w:val="22"/>
               </w:rPr>
-              <w:t>1. Poprawność merytoryczna opracowanych rozwiązań projektowych.</w:t>
+              <w:t>1. prezentacja projektu i dokumentacji</w:t>
             </w:r>
           </w:p>
           <w:p>
@@ -1808,7 +1649,7 @@
                 <w:rFonts w:ascii="Aptos" w:hAnsi="Aptos"/>
                 <w:sz w:val="22"/>
               </w:rPr>
-              <w:t>2. Adekwatność zaproponowanych rozwiązań do zdefiniowanego problemu oraz potrzeb użytkownika.</w:t>
+              <w:t>2. ocena sporządzonego dokumentu</w:t>
             </w:r>
           </w:p>
           <w:p>
@@ -1820,67 +1661,7 @@
                 <w:rFonts w:ascii="Aptos" w:hAnsi="Aptos"/>
                 <w:sz w:val="22"/>
               </w:rPr>
-              <w:t>3. Stopień zastosowania poznanych metod i narzędzi HCI w procesie projektowym.</w:t>
-            </w:r>
-          </w:p>
-          <w:p>
-            <w:pPr>
-              <w:spacing w:before="20" w:after="20"/>
-            </w:pPr>
-            <w:r>
-              <w:rPr>
-                <w:rFonts w:ascii="Aptos" w:hAnsi="Aptos"/>
-                <w:sz w:val="22"/>
-              </w:rPr>
-              <w:t>4. Jakość opracowań koncepcyjnych i projektowych, w tym analiza problemu, uzasadnienie decyzji projektowych, przygotowanie prototypów oraz dokumentacja procesu.</w:t>
-            </w:r>
-          </w:p>
-          <w:p>
-            <w:pPr>
-              <w:spacing w:before="20" w:after="20"/>
-            </w:pPr>
-            <w:r>
-              <w:rPr>
-                <w:rFonts w:ascii="Aptos" w:hAnsi="Aptos"/>
-                <w:sz w:val="22"/>
-              </w:rPr>
-              <w:t>5. Spójność i logiczność argumentacji projektowej.</w:t>
-            </w:r>
-          </w:p>
-          <w:p>
-            <w:pPr>
-              <w:spacing w:before="20" w:after="20"/>
-            </w:pPr>
-            <w:r>
-              <w:rPr>
-                <w:rFonts w:ascii="Aptos" w:hAnsi="Aptos"/>
-                <w:sz w:val="22"/>
-              </w:rPr>
-              <w:t>6. Jakość i czytelność prezentacji wyników pracy.</w:t>
-            </w:r>
-          </w:p>
-          <w:p>
-            <w:pPr>
-              <w:spacing w:before="20" w:after="20"/>
-            </w:pPr>
-            <w:r>
-              <w:rPr>
-                <w:rFonts w:ascii="Aptos" w:hAnsi="Aptos"/>
-                <w:sz w:val="22"/>
-              </w:rPr>
-              <w:t>7. Terminowość realizacji poszczególnych etapów projektu.</w:t>
-            </w:r>
-          </w:p>
-          <w:p>
-            <w:pPr>
-              <w:spacing w:before="20" w:after="20"/>
-            </w:pPr>
-            <w:r>
-              <w:rPr>
-                <w:rFonts w:ascii="Aptos" w:hAnsi="Aptos"/>
-                <w:sz w:val="22"/>
-              </w:rPr>
-              <w:t>8. Wynik kolokwium pisemnego weryfikującego znajomość zagadnień teoretycznych oraz umiejętność ich zastosowania w rozwiązywaniu problemów projektowych.</w:t>
+              <w:t>3. ocena pracy podczas ćwiczenia</w:t>
             </w:r>
           </w:p>
         </w:tc>
@@ -2121,14 +1902,14 @@
         <w:tblW w:w="5000" w:type="pct"/>
       </w:tblPr>
       <w:tblGrid>
-        <w:gridCol w:w="3324"/>
-        <w:gridCol w:w="3324"/>
-        <w:gridCol w:w="3324"/>
+        <w:gridCol w:w="680"/>
+        <w:gridCol w:w="4536"/>
+        <w:gridCol w:w="4252"/>
       </w:tblGrid>
       <w:tr>
         <w:tc>
           <w:tcPr>
-            <w:tcW w:type="dxa" w:w="9972"/>
+            <w:tcW w:type="dxa" w:w="9468"/>
             <w:gridSpan w:val="3"/>
             <w:shd w:val="clear" w:color="auto" w:fill="D9D9D9"/>
           </w:tcPr>
@@ -2151,7 +1932,7 @@
       <w:tr>
         <w:tc>
           <w:tcPr>
-            <w:tcW w:type="dxa" w:w="3324"/>
+            <w:tcW w:type="dxa" w:w="680"/>
             <w:shd w:val="clear" w:color="auto" w:fill="D9D9D9"/>
           </w:tcPr>
           <w:p>
@@ -2171,7 +1952,7 @@
         </w:tc>
         <w:tc>
           <w:tcPr>
-            <w:tcW w:type="dxa" w:w="3324"/>
+            <w:tcW w:type="dxa" w:w="4536"/>
             <w:shd w:val="clear" w:color="auto" w:fill="D9D9D9"/>
           </w:tcPr>
           <w:p>
@@ -2191,7 +1972,7 @@
         </w:tc>
         <w:tc>
           <w:tcPr>
-            <w:tcW w:type="dxa" w:w="3324"/>
+            <w:tcW w:type="dxa" w:w="4252"/>
             <w:shd w:val="clear" w:color="auto" w:fill="D9D9D9"/>
           </w:tcPr>
           <w:p>
@@ -2213,7 +1994,7 @@
       <w:tr>
         <w:tc>
           <w:tcPr>
-            <w:tcW w:type="dxa" w:w="3324"/>
+            <w:tcW w:type="dxa" w:w="680"/>
           </w:tcPr>
           <w:p>
             <w:pPr>
@@ -2232,7 +2013,7 @@
         </w:tc>
         <w:tc>
           <w:tcPr>
-            <w:tcW w:type="dxa" w:w="3324"/>
+            <w:tcW w:type="dxa" w:w="4536"/>
           </w:tcPr>
           <w:p>
             <w:pPr>
@@ -2251,7 +2032,7 @@
         </w:tc>
         <w:tc>
           <w:tcPr>
-            <w:tcW w:type="dxa" w:w="3324"/>
+            <w:tcW w:type="dxa" w:w="4252"/>
           </w:tcPr>
           <w:p>
             <w:pPr>
@@ -2271,7 +2052,7 @@
       <w:tr>
         <w:tc>
           <w:tcPr>
-            <w:tcW w:type="dxa" w:w="3324"/>
+            <w:tcW w:type="dxa" w:w="680"/>
           </w:tcPr>
           <w:p>
             <w:pPr>
@@ -2290,7 +2071,7 @@
         </w:tc>
         <w:tc>
           <w:tcPr>
-            <w:tcW w:type="dxa" w:w="3324"/>
+            <w:tcW w:type="dxa" w:w="4536"/>
           </w:tcPr>
           <w:p>
             <w:pPr>
@@ -2309,7 +2090,7 @@
         </w:tc>
         <w:tc>
           <w:tcPr>
-            <w:tcW w:type="dxa" w:w="3324"/>
+            <w:tcW w:type="dxa" w:w="4252"/>
           </w:tcPr>
           <w:p>
             <w:pPr>
@@ -2329,7 +2110,7 @@
       <w:tr>
         <w:tc>
           <w:tcPr>
-            <w:tcW w:type="dxa" w:w="3324"/>
+            <w:tcW w:type="dxa" w:w="680"/>
           </w:tcPr>
           <w:p>
             <w:pPr>
@@ -2348,7 +2129,7 @@
         </w:tc>
         <w:tc>
           <w:tcPr>
-            <w:tcW w:type="dxa" w:w="3324"/>
+            <w:tcW w:type="dxa" w:w="4536"/>
           </w:tcPr>
           <w:p>
             <w:pPr>
@@ -2367,7 +2148,7 @@
         </w:tc>
         <w:tc>
           <w:tcPr>
-            <w:tcW w:type="dxa" w:w="3324"/>
+            <w:tcW w:type="dxa" w:w="4252"/>
           </w:tcPr>
           <w:p>
             <w:pPr>
@@ -2387,7 +2168,7 @@
       <w:tr>
         <w:tc>
           <w:tcPr>
-            <w:tcW w:type="dxa" w:w="3324"/>
+            <w:tcW w:type="dxa" w:w="680"/>
           </w:tcPr>
           <w:p>
             <w:pPr>
@@ -2406,7 +2187,7 @@
         </w:tc>
         <w:tc>
           <w:tcPr>
-            <w:tcW w:type="dxa" w:w="3324"/>
+            <w:tcW w:type="dxa" w:w="4536"/>
           </w:tcPr>
           <w:p>
             <w:pPr>
@@ -2425,7 +2206,7 @@
         </w:tc>
         <w:tc>
           <w:tcPr>
-            <w:tcW w:type="dxa" w:w="3324"/>
+            <w:tcW w:type="dxa" w:w="4252"/>
           </w:tcPr>
           <w:p>
             <w:pPr>
@@ -2445,7 +2226,7 @@
       <w:tr>
         <w:tc>
           <w:tcPr>
-            <w:tcW w:type="dxa" w:w="3324"/>
+            <w:tcW w:type="dxa" w:w="680"/>
           </w:tcPr>
           <w:p>
             <w:pPr>
@@ -2464,7 +2245,7 @@
         </w:tc>
         <w:tc>
           <w:tcPr>
-            <w:tcW w:type="dxa" w:w="3324"/>
+            <w:tcW w:type="dxa" w:w="4536"/>
           </w:tcPr>
           <w:p>
             <w:pPr>
@@ -2483,7 +2264,7 @@
         </w:tc>
         <w:tc>
           <w:tcPr>
-            <w:tcW w:type="dxa" w:w="3324"/>
+            <w:tcW w:type="dxa" w:w="4252"/>
           </w:tcPr>
           <w:p>
             <w:pPr>
@@ -2503,7 +2284,7 @@
       <w:tr>
         <w:tc>
           <w:tcPr>
-            <w:tcW w:type="dxa" w:w="3324"/>
+            <w:tcW w:type="dxa" w:w="680"/>
           </w:tcPr>
           <w:p>
             <w:pPr>
@@ -2522,7 +2303,7 @@
         </w:tc>
         <w:tc>
           <w:tcPr>
-            <w:tcW w:type="dxa" w:w="3324"/>
+            <w:tcW w:type="dxa" w:w="4536"/>
           </w:tcPr>
           <w:p>
             <w:pPr>
@@ -2541,7 +2322,7 @@
         </w:tc>
         <w:tc>
           <w:tcPr>
-            <w:tcW w:type="dxa" w:w="3324"/>
+            <w:tcW w:type="dxa" w:w="4252"/>
           </w:tcPr>
           <w:p>
             <w:pPr>
@@ -2561,7 +2342,7 @@
       <w:tr>
         <w:tc>
           <w:tcPr>
-            <w:tcW w:type="dxa" w:w="3324"/>
+            <w:tcW w:type="dxa" w:w="680"/>
           </w:tcPr>
           <w:p>
             <w:pPr>
@@ -2580,7 +2361,7 @@
         </w:tc>
         <w:tc>
           <w:tcPr>
-            <w:tcW w:type="dxa" w:w="3324"/>
+            <w:tcW w:type="dxa" w:w="4536"/>
           </w:tcPr>
           <w:p>
             <w:pPr>
@@ -2599,7 +2380,7 @@
         </w:tc>
         <w:tc>
           <w:tcPr>
-            <w:tcW w:type="dxa" w:w="3324"/>
+            <w:tcW w:type="dxa" w:w="4252"/>
           </w:tcPr>
           <w:p>
             <w:pPr>
@@ -2619,7 +2400,7 @@
       <w:tr>
         <w:tc>
           <w:tcPr>
-            <w:tcW w:type="dxa" w:w="3324"/>
+            <w:tcW w:type="dxa" w:w="680"/>
           </w:tcPr>
           <w:p>
             <w:pPr>
@@ -2638,7 +2419,7 @@
         </w:tc>
         <w:tc>
           <w:tcPr>
-            <w:tcW w:type="dxa" w:w="3324"/>
+            <w:tcW w:type="dxa" w:w="4536"/>
           </w:tcPr>
           <w:p>
             <w:pPr>
@@ -2657,7 +2438,7 @@
         </w:tc>
         <w:tc>
           <w:tcPr>
-            <w:tcW w:type="dxa" w:w="3324"/>
+            <w:tcW w:type="dxa" w:w="4252"/>
           </w:tcPr>
           <w:p>
             <w:pPr>
@@ -2677,7 +2458,7 @@
       <w:tr>
         <w:tc>
           <w:tcPr>
-            <w:tcW w:type="dxa" w:w="3324"/>
+            <w:tcW w:type="dxa" w:w="680"/>
           </w:tcPr>
           <w:p>
             <w:pPr>
@@ -2696,7 +2477,7 @@
         </w:tc>
         <w:tc>
           <w:tcPr>
-            <w:tcW w:type="dxa" w:w="3324"/>
+            <w:tcW w:type="dxa" w:w="4536"/>
           </w:tcPr>
           <w:p>
             <w:pPr>
@@ -2715,7 +2496,7 @@
         </w:tc>
         <w:tc>
           <w:tcPr>
-            <w:tcW w:type="dxa" w:w="3324"/>
+            <w:tcW w:type="dxa" w:w="4252"/>
           </w:tcPr>
           <w:p>
             <w:pPr>
@@ -2735,7 +2516,7 @@
       <w:tr>
         <w:tc>
           <w:tcPr>
-            <w:tcW w:type="dxa" w:w="3324"/>
+            <w:tcW w:type="dxa" w:w="680"/>
           </w:tcPr>
           <w:p>
             <w:pPr>
@@ -2754,7 +2535,7 @@
         </w:tc>
         <w:tc>
           <w:tcPr>
-            <w:tcW w:type="dxa" w:w="3324"/>
+            <w:tcW w:type="dxa" w:w="4536"/>
           </w:tcPr>
           <w:p>
             <w:pPr>
@@ -2773,7 +2554,7 @@
         </w:tc>
         <w:tc>
           <w:tcPr>
-            <w:tcW w:type="dxa" w:w="3324"/>
+            <w:tcW w:type="dxa" w:w="4252"/>
           </w:tcPr>
           <w:p>
             <w:pPr>
@@ -2793,7 +2574,7 @@
       <w:tr>
         <w:tc>
           <w:tcPr>
-            <w:tcW w:type="dxa" w:w="3324"/>
+            <w:tcW w:type="dxa" w:w="680"/>
           </w:tcPr>
           <w:p>
             <w:pPr>
@@ -2812,7 +2593,7 @@
         </w:tc>
         <w:tc>
           <w:tcPr>
-            <w:tcW w:type="dxa" w:w="3324"/>
+            <w:tcW w:type="dxa" w:w="4536"/>
           </w:tcPr>
           <w:p>
             <w:pPr>
@@ -2831,7 +2612,7 @@
         </w:tc>
         <w:tc>
           <w:tcPr>
-            <w:tcW w:type="dxa" w:w="3324"/>
+            <w:tcW w:type="dxa" w:w="4252"/>
           </w:tcPr>
           <w:p>
             <w:pPr>
@@ -2851,7 +2632,7 @@
       <w:tr>
         <w:tc>
           <w:tcPr>
-            <w:tcW w:type="dxa" w:w="3324"/>
+            <w:tcW w:type="dxa" w:w="680"/>
           </w:tcPr>
           <w:p>
             <w:pPr>
@@ -2870,7 +2651,7 @@
         </w:tc>
         <w:tc>
           <w:tcPr>
-            <w:tcW w:type="dxa" w:w="3324"/>
+            <w:tcW w:type="dxa" w:w="4536"/>
           </w:tcPr>
           <w:p>
             <w:pPr>
@@ -2889,7 +2670,7 @@
         </w:tc>
         <w:tc>
           <w:tcPr>
-            <w:tcW w:type="dxa" w:w="3324"/>
+            <w:tcW w:type="dxa" w:w="4252"/>
           </w:tcPr>
           <w:p>
             <w:pPr>
@@ -2909,7 +2690,7 @@
       <w:tr>
         <w:tc>
           <w:tcPr>
-            <w:tcW w:type="dxa" w:w="3324"/>
+            <w:tcW w:type="dxa" w:w="680"/>
           </w:tcPr>
           <w:p>
             <w:pPr>
@@ -2928,7 +2709,7 @@
         </w:tc>
         <w:tc>
           <w:tcPr>
-            <w:tcW w:type="dxa" w:w="3324"/>
+            <w:tcW w:type="dxa" w:w="4536"/>
           </w:tcPr>
           <w:p>
             <w:pPr>
@@ -2947,7 +2728,7 @@
         </w:tc>
         <w:tc>
           <w:tcPr>
-            <w:tcW w:type="dxa" w:w="3324"/>
+            <w:tcW w:type="dxa" w:w="4252"/>
           </w:tcPr>
           <w:p>
             <w:pPr>
@@ -2967,7 +2748,7 @@
       <w:tr>
         <w:tc>
           <w:tcPr>
-            <w:tcW w:type="dxa" w:w="3324"/>
+            <w:tcW w:type="dxa" w:w="680"/>
           </w:tcPr>
           <w:p>
             <w:pPr>
@@ -2986,7 +2767,7 @@
         </w:tc>
         <w:tc>
           <w:tcPr>
-            <w:tcW w:type="dxa" w:w="3324"/>
+            <w:tcW w:type="dxa" w:w="4536"/>
           </w:tcPr>
           <w:p>
             <w:pPr>
@@ -3005,7 +2786,7 @@
         </w:tc>
         <w:tc>
           <w:tcPr>
-            <w:tcW w:type="dxa" w:w="3324"/>
+            <w:tcW w:type="dxa" w:w="4252"/>
           </w:tcPr>
           <w:p>
             <w:pPr>
@@ -3025,7 +2806,7 @@
       <w:tr>
         <w:tc>
           <w:tcPr>
-            <w:tcW w:type="dxa" w:w="3324"/>
+            <w:tcW w:type="dxa" w:w="680"/>
           </w:tcPr>
           <w:p>
             <w:pPr>
@@ -3044,7 +2825,7 @@
         </w:tc>
         <w:tc>
           <w:tcPr>
-            <w:tcW w:type="dxa" w:w="3324"/>
+            <w:tcW w:type="dxa" w:w="4536"/>
           </w:tcPr>
           <w:p>
             <w:pPr>
@@ -3063,7 +2844,7 @@
         </w:tc>
         <w:tc>
           <w:tcPr>
-            <w:tcW w:type="dxa" w:w="3324"/>
+            <w:tcW w:type="dxa" w:w="4252"/>
           </w:tcPr>
           <w:p>
             <w:pPr>
@@ -3083,7 +2864,7 @@
       <w:tr>
         <w:tc>
           <w:tcPr>
-            <w:tcW w:type="dxa" w:w="3324"/>
+            <w:tcW w:type="dxa" w:w="680"/>
           </w:tcPr>
           <w:p>
             <w:pPr>
@@ -3102,7 +2883,7 @@
         </w:tc>
         <w:tc>
           <w:tcPr>
-            <w:tcW w:type="dxa" w:w="3324"/>
+            <w:tcW w:type="dxa" w:w="4536"/>
           </w:tcPr>
           <w:p>
             <w:pPr>
@@ -3121,7 +2902,7 @@
         </w:tc>
         <w:tc>
           <w:tcPr>
-            <w:tcW w:type="dxa" w:w="3324"/>
+            <w:tcW w:type="dxa" w:w="4252"/>
           </w:tcPr>
           <w:p>
             <w:pPr>
@@ -3141,7 +2922,7 @@
       <w:tr>
         <w:tc>
           <w:tcPr>
-            <w:tcW w:type="dxa" w:w="3324"/>
+            <w:tcW w:type="dxa" w:w="680"/>
           </w:tcPr>
           <w:p>
             <w:pPr>
@@ -3160,7 +2941,7 @@
         </w:tc>
         <w:tc>
           <w:tcPr>
-            <w:tcW w:type="dxa" w:w="3324"/>
+            <w:tcW w:type="dxa" w:w="4536"/>
           </w:tcPr>
           <w:p>
             <w:pPr>
@@ -3179,7 +2960,7 @@
         </w:tc>
         <w:tc>
           <w:tcPr>
-            <w:tcW w:type="dxa" w:w="3324"/>
+            <w:tcW w:type="dxa" w:w="4252"/>
           </w:tcPr>
           <w:p>
             <w:pPr>
@@ -3199,7 +2980,7 @@
       <w:tr>
         <w:tc>
           <w:tcPr>
-            <w:tcW w:type="dxa" w:w="3324"/>
+            <w:tcW w:type="dxa" w:w="680"/>
           </w:tcPr>
           <w:p>
             <w:pPr>
@@ -3218,7 +2999,7 @@
         </w:tc>
         <w:tc>
           <w:tcPr>
-            <w:tcW w:type="dxa" w:w="3324"/>
+            <w:tcW w:type="dxa" w:w="4536"/>
           </w:tcPr>
           <w:p>
             <w:pPr>
@@ -3237,7 +3018,7 @@
         </w:tc>
         <w:tc>
           <w:tcPr>
-            <w:tcW w:type="dxa" w:w="3324"/>
+            <w:tcW w:type="dxa" w:w="4252"/>
           </w:tcPr>
           <w:p>
             <w:pPr>
@@ -3257,7 +3038,7 @@
       <w:tr>
         <w:tc>
           <w:tcPr>
-            <w:tcW w:type="dxa" w:w="3324"/>
+            <w:tcW w:type="dxa" w:w="680"/>
           </w:tcPr>
           <w:p>
             <w:pPr>
@@ -3276,7 +3057,7 @@
         </w:tc>
         <w:tc>
           <w:tcPr>
-            <w:tcW w:type="dxa" w:w="3324"/>
+            <w:tcW w:type="dxa" w:w="4536"/>
           </w:tcPr>
           <w:p>
             <w:pPr>
@@ -3295,7 +3076,7 @@
         </w:tc>
         <w:tc>
           <w:tcPr>
-            <w:tcW w:type="dxa" w:w="3324"/>
+            <w:tcW w:type="dxa" w:w="4252"/>
           </w:tcPr>
           <w:p>
             <w:pPr>
@@ -3315,7 +3096,7 @@
       <w:tr>
         <w:tc>
           <w:tcPr>
-            <w:tcW w:type="dxa" w:w="3324"/>
+            <w:tcW w:type="dxa" w:w="680"/>
           </w:tcPr>
           <w:p>
             <w:pPr>
@@ -3334,7 +3115,7 @@
         </w:tc>
         <w:tc>
           <w:tcPr>
-            <w:tcW w:type="dxa" w:w="3324"/>
+            <w:tcW w:type="dxa" w:w="4536"/>
           </w:tcPr>
           <w:p>
             <w:pPr>
@@ -3353,7 +3134,7 @@
         </w:tc>
         <w:tc>
           <w:tcPr>
-            <w:tcW w:type="dxa" w:w="3324"/>
+            <w:tcW w:type="dxa" w:w="4252"/>
           </w:tcPr>
           <w:p>
             <w:pPr>
@@ -3373,7 +3154,7 @@
       <w:tr>
         <w:tc>
           <w:tcPr>
-            <w:tcW w:type="dxa" w:w="3324"/>
+            <w:tcW w:type="dxa" w:w="680"/>
           </w:tcPr>
           <w:p>
             <w:pPr>
@@ -3392,7 +3173,7 @@
         </w:tc>
         <w:tc>
           <w:tcPr>
-            <w:tcW w:type="dxa" w:w="3324"/>
+            <w:tcW w:type="dxa" w:w="4536"/>
           </w:tcPr>
           <w:p>
             <w:pPr>
@@ -3411,7 +3192,7 @@
         </w:tc>
         <w:tc>
           <w:tcPr>
-            <w:tcW w:type="dxa" w:w="3324"/>
+            <w:tcW w:type="dxa" w:w="4252"/>
           </w:tcPr>
           <w:p>
             <w:pPr>
@@ -3431,7 +3212,7 @@
       <w:tr>
         <w:tc>
           <w:tcPr>
-            <w:tcW w:type="dxa" w:w="3324"/>
+            <w:tcW w:type="dxa" w:w="680"/>
           </w:tcPr>
           <w:p>
             <w:pPr>
@@ -3450,7 +3231,7 @@
         </w:tc>
         <w:tc>
           <w:tcPr>
-            <w:tcW w:type="dxa" w:w="3324"/>
+            <w:tcW w:type="dxa" w:w="4536"/>
           </w:tcPr>
           <w:p>
             <w:pPr>
@@ -3469,7 +3250,7 @@
         </w:tc>
         <w:tc>
           <w:tcPr>
-            <w:tcW w:type="dxa" w:w="3324"/>
+            <w:tcW w:type="dxa" w:w="4252"/>
           </w:tcPr>
           <w:p>
             <w:pPr>
@@ -3489,7 +3270,7 @@
       <w:tr>
         <w:tc>
           <w:tcPr>
-            <w:tcW w:type="dxa" w:w="3324"/>
+            <w:tcW w:type="dxa" w:w="680"/>
           </w:tcPr>
           <w:p>
             <w:pPr>
@@ -3508,7 +3289,7 @@
         </w:tc>
         <w:tc>
           <w:tcPr>
-            <w:tcW w:type="dxa" w:w="3324"/>
+            <w:tcW w:type="dxa" w:w="4536"/>
           </w:tcPr>
           <w:p>
             <w:pPr>
@@ -3527,7 +3308,7 @@
         </w:tc>
         <w:tc>
           <w:tcPr>
-            <w:tcW w:type="dxa" w:w="3324"/>
+            <w:tcW w:type="dxa" w:w="4252"/>
           </w:tcPr>
           <w:p>
             <w:pPr>
@@ -3547,7 +3328,7 @@
       <w:tr>
         <w:tc>
           <w:tcPr>
-            <w:tcW w:type="dxa" w:w="3324"/>
+            <w:tcW w:type="dxa" w:w="680"/>
           </w:tcPr>
           <w:p>
             <w:pPr>
@@ -3566,7 +3347,7 @@
         </w:tc>
         <w:tc>
           <w:tcPr>
-            <w:tcW w:type="dxa" w:w="3324"/>
+            <w:tcW w:type="dxa" w:w="4536"/>
           </w:tcPr>
           <w:p>
             <w:pPr>
@@ -3585,7 +3366,7 @@
         </w:tc>
         <w:tc>
           <w:tcPr>
-            <w:tcW w:type="dxa" w:w="3324"/>
+            <w:tcW w:type="dxa" w:w="4252"/>
           </w:tcPr>
           <w:p>
             <w:pPr>
@@ -3605,7 +3386,7 @@
       <w:tr>
         <w:tc>
           <w:tcPr>
-            <w:tcW w:type="dxa" w:w="3324"/>
+            <w:tcW w:type="dxa" w:w="680"/>
           </w:tcPr>
           <w:p>
             <w:pPr>
@@ -3624,7 +3405,7 @@
         </w:tc>
         <w:tc>
           <w:tcPr>
-            <w:tcW w:type="dxa" w:w="3324"/>
+            <w:tcW w:type="dxa" w:w="4536"/>
           </w:tcPr>
           <w:p>
             <w:pPr>
@@ -3643,7 +3424,7 @@
         </w:tc>
         <w:tc>
           <w:tcPr>
-            <w:tcW w:type="dxa" w:w="3324"/>
+            <w:tcW w:type="dxa" w:w="4252"/>
           </w:tcPr>
           <w:p>
             <w:pPr>
@@ -4078,6 +3859,7 @@
                 <w:i w:val="0"/>
                 <w:sz w:val="22"/>
               </w:rPr>
+              <w:t>kolokwium; prezentacja projektu i dokumentacji; ocena sporządzonego dokumentu; ocena pracy podczas ćwiczenia</w:t>
             </w:r>
           </w:p>
         </w:tc>
@@ -4136,6 +3918,7 @@
                 <w:i w:val="0"/>
                 <w:sz w:val="22"/>
               </w:rPr>
+              <w:t>kolokwium; prezentacja projektu i dokumentacji; ocena sporządzonego dokumentu; ocena pracy podczas ćwiczenia</w:t>
             </w:r>
           </w:p>
         </w:tc>
@@ -4193,6 +3976,7 @@
                 <w:i w:val="0"/>
                 <w:sz w:val="22"/>
               </w:rPr>
+              <w:t>kolokwium; prezentacja projektu i dokumentacji; ocena sporządzonego dokumentu; ocena pracy podczas ćwiczenia</w:t>
             </w:r>
           </w:p>
         </w:tc>
@@ -4250,6 +4034,7 @@
                 <w:i w:val="0"/>
                 <w:sz w:val="22"/>
               </w:rPr>
+              <w:t>kolokwium; prezentacja projektu i dokumentacji; ocena sporządzonego dokumentu; ocena pracy podczas ćwiczenia</w:t>
             </w:r>
           </w:p>
         </w:tc>
@@ -4307,6 +4092,7 @@
                 <w:i w:val="0"/>
                 <w:sz w:val="22"/>
               </w:rPr>
+              <w:t>kolokwium; prezentacja projektu i dokumentacji; ocena sporządzonego dokumentu; ocena pracy podczas ćwiczenia</w:t>
             </w:r>
           </w:p>
         </w:tc>
@@ -4470,6 +4256,7 @@
                 <w:i w:val="0"/>
                 <w:sz w:val="22"/>
               </w:rPr>
+              <w:t>kolokwium; prezentacja projektu i dokumentacji; ocena sporządzonego dokumentu; ocena pracy podczas ćwiczenia</w:t>
             </w:r>
           </w:p>
         </w:tc>
@@ -4528,6 +4315,7 @@
                 <w:i w:val="0"/>
                 <w:sz w:val="22"/>
               </w:rPr>
+              <w:t>kolokwium; prezentacja projektu i dokumentacji; ocena sporządzonego dokumentu; ocena pracy podczas ćwiczenia</w:t>
             </w:r>
           </w:p>
         </w:tc>
@@ -4585,6 +4373,7 @@
                 <w:i w:val="0"/>
                 <w:sz w:val="22"/>
               </w:rPr>
+              <w:t>kolokwium; prezentacja projektu i dokumentacji; ocena sporządzonego dokumentu; ocena pracy podczas ćwiczenia</w:t>
             </w:r>
           </w:p>
         </w:tc>
@@ -4642,6 +4431,7 @@
                 <w:i w:val="0"/>
                 <w:sz w:val="22"/>
               </w:rPr>
+              <w:t>kolokwium; prezentacja projektu i dokumentacji; ocena sporządzonego dokumentu; ocena pracy podczas ćwiczenia</w:t>
             </w:r>
           </w:p>
         </w:tc>
@@ -4699,6 +4489,7 @@
                 <w:i w:val="0"/>
                 <w:sz w:val="22"/>
               </w:rPr>
+              <w:t>kolokwium; prezentacja projektu i dokumentacji; ocena sporządzonego dokumentu; ocena pracy podczas ćwiczenia</w:t>
             </w:r>
           </w:p>
         </w:tc>
@@ -4861,6 +4652,7 @@
                 <w:i w:val="0"/>
                 <w:sz w:val="22"/>
               </w:rPr>
+              <w:t>kolokwium; prezentacja projektu i dokumentacji; ocena sporządzonego dokumentu; ocena pracy podczas ćwiczenia</w:t>
             </w:r>
           </w:p>
         </w:tc>
@@ -4918,6 +4710,7 @@
                 <w:i w:val="0"/>
                 <w:sz w:val="22"/>
               </w:rPr>
+              <w:t>kolokwium; prezentacja projektu i dokumentacji; ocena sporządzonego dokumentu; ocena pracy podczas ćwiczenia</w:t>
             </w:r>
           </w:p>
         </w:tc>
@@ -4975,6 +4768,7 @@
                 <w:i w:val="0"/>
                 <w:sz w:val="22"/>
               </w:rPr>
+              <w:t>kolokwium; prezentacja projektu i dokumentacji; ocena sporządzonego dokumentu; ocena pracy podczas ćwiczenia</w:t>
             </w:r>
           </w:p>
         </w:tc>
@@ -5032,6 +4826,7 @@
                 <w:i w:val="0"/>
                 <w:sz w:val="22"/>
               </w:rPr>
+              <w:t>kolokwium; prezentacja projektu i dokumentacji; ocena sporządzonego dokumentu; ocena pracy podczas ćwiczenia</w:t>
             </w:r>
           </w:p>
         </w:tc>
@@ -5089,6 +4884,7 @@
                 <w:i w:val="0"/>
                 <w:sz w:val="22"/>
               </w:rPr>
+              <w:t>kolokwium; prezentacja projektu i dokumentacji; ocena sporządzonego dokumentu; ocena pracy podczas ćwiczenia</w:t>
             </w:r>
           </w:p>
         </w:tc>
@@ -5194,62 +4990,6 @@
                 <w:sz w:val="16"/>
               </w:rPr>
               <w:t>Wyposażenie specjalistyczne konieczne do realizacji przedmiotu</w:t>
-            </w:r>
-          </w:p>
-        </w:tc>
-      </w:tr>
-      <w:tr>
-        <w:tc>
-          <w:tcPr>
-            <w:tcW w:type="dxa" w:w="3324"/>
-          </w:tcPr>
-          <w:p>
-            <w:pPr>
-              <w:spacing w:before="20" w:after="20"/>
-            </w:pPr>
-            <w:r>
-              <w:rPr>
-                <w:rFonts w:ascii="Aptos" w:hAnsi="Aptos"/>
-                <w:b w:val="0"/>
-                <w:i w:val="0"/>
-                <w:sz w:val="22"/>
-              </w:rPr>
-            </w:r>
-          </w:p>
-        </w:tc>
-        <w:tc>
-          <w:tcPr>
-            <w:tcW w:type="dxa" w:w="3324"/>
-          </w:tcPr>
-          <w:p>
-            <w:pPr>
-              <w:spacing w:before="20" w:after="20"/>
-            </w:pPr>
-            <w:r>
-              <w:rPr>
-                <w:rFonts w:ascii="Aptos" w:hAnsi="Aptos"/>
-                <w:b w:val="0"/>
-                <w:i w:val="0"/>
-                <w:sz w:val="22"/>
-              </w:rPr>
-            </w:r>
-          </w:p>
-        </w:tc>
-        <w:tc>
-          <w:tcPr>
-            <w:tcW w:type="dxa" w:w="3324"/>
-          </w:tcPr>
-          <w:p>
-            <w:pPr>
-              <w:spacing w:before="20" w:after="20"/>
-            </w:pPr>
-            <w:r>
-              <w:rPr>
-                <w:rFonts w:ascii="Aptos" w:hAnsi="Aptos"/>
-                <w:b w:val="0"/>
-                <w:i w:val="0"/>
-                <w:sz w:val="22"/>
-              </w:rPr>
             </w:r>
           </w:p>
         </w:tc>

--- a/public/assets/files/stacjonarne/ICK.docx
+++ b/public/assets/files/stacjonarne/ICK.docx
@@ -144,7 +144,7 @@
                 <w:i w:val="0"/>
                 <w:sz w:val="22"/>
               </w:rPr>
-              <w:t>03.03.2026</w:t>
+              <w:t>08.03.2026</w:t>
             </w:r>
           </w:p>
         </w:tc>
@@ -599,7 +599,7 @@
                 <w:i w:val="0"/>
                 <w:sz w:val="22"/>
               </w:rPr>
-              <w:t>6</w:t>
+              <w:t>5</w:t>
             </w:r>
           </w:p>
         </w:tc>

--- a/public/assets/files/stacjonarne/ICK.docx
+++ b/public/assets/files/stacjonarne/ICK.docx
@@ -3859,7 +3859,7 @@
                 <w:i w:val="0"/>
                 <w:sz w:val="22"/>
               </w:rPr>
-              <w:t>kolokwium; prezentacja projektu i dokumentacji; ocena sporządzonego dokumentu; ocena pracy podczas ćwiczenia</w:t>
+              <w:t>kolokwium</w:t>
             </w:r>
           </w:p>
         </w:tc>
@@ -3880,7 +3880,7 @@
                 <w:i w:val="0"/>
                 <w:sz w:val="22"/>
               </w:rPr>
-              <w:t>K_W25</w:t>
+              <w:t>K_W11</w:t>
             </w:r>
           </w:p>
         </w:tc>
@@ -3918,7 +3918,7 @@
                 <w:i w:val="0"/>
                 <w:sz w:val="22"/>
               </w:rPr>
-              <w:t>kolokwium; prezentacja projektu i dokumentacji; ocena sporządzonego dokumentu; ocena pracy podczas ćwiczenia</w:t>
+              <w:t>kolokwium</w:t>
             </w:r>
           </w:p>
         </w:tc>
@@ -3939,6 +3939,7 @@
                 <w:i w:val="0"/>
                 <w:sz w:val="22"/>
               </w:rPr>
+              <w:t>K_W11</w:t>
             </w:r>
           </w:p>
         </w:tc>
@@ -3976,7 +3977,7 @@
                 <w:i w:val="0"/>
                 <w:sz w:val="22"/>
               </w:rPr>
-              <w:t>kolokwium; prezentacja projektu i dokumentacji; ocena sporządzonego dokumentu; ocena pracy podczas ćwiczenia</w:t>
+              <w:t>kolokwium</w:t>
             </w:r>
           </w:p>
         </w:tc>
@@ -3997,6 +3998,7 @@
                 <w:i w:val="0"/>
                 <w:sz w:val="22"/>
               </w:rPr>
+              <w:t>K_W11</w:t>
             </w:r>
           </w:p>
         </w:tc>
@@ -4034,7 +4036,7 @@
                 <w:i w:val="0"/>
                 <w:sz w:val="22"/>
               </w:rPr>
-              <w:t>kolokwium; prezentacja projektu i dokumentacji; ocena sporządzonego dokumentu; ocena pracy podczas ćwiczenia</w:t>
+              <w:t>kolokwium</w:t>
             </w:r>
           </w:p>
         </w:tc>
@@ -4055,6 +4057,7 @@
                 <w:i w:val="0"/>
                 <w:sz w:val="22"/>
               </w:rPr>
+              <w:t>K_W11</w:t>
             </w:r>
           </w:p>
         </w:tc>
@@ -4092,7 +4095,7 @@
                 <w:i w:val="0"/>
                 <w:sz w:val="22"/>
               </w:rPr>
-              <w:t>kolokwium; prezentacja projektu i dokumentacji; ocena sporządzonego dokumentu; ocena pracy podczas ćwiczenia</w:t>
+              <w:t>kolokwium</w:t>
             </w:r>
           </w:p>
         </w:tc>
@@ -4218,7 +4221,7 @@
                 <w:i w:val="0"/>
                 <w:sz w:val="22"/>
               </w:rPr>
-              <w:t>K_U17</w:t>
+              <w:t>K_U20</w:t>
             </w:r>
           </w:p>
         </w:tc>
@@ -4256,7 +4259,7 @@
                 <w:i w:val="0"/>
                 <w:sz w:val="22"/>
               </w:rPr>
-              <w:t>kolokwium; prezentacja projektu i dokumentacji; ocena sporządzonego dokumentu; ocena pracy podczas ćwiczenia</w:t>
+              <w:t>prezentacja projektu i dokumentacji, ocena sporządzonego dokumentu, ocena pracy podczas ćwiczenia</w:t>
             </w:r>
           </w:p>
         </w:tc>
@@ -4277,7 +4280,7 @@
                 <w:i w:val="0"/>
                 <w:sz w:val="22"/>
               </w:rPr>
-              <w:t>K_U32</w:t>
+              <w:t>K_U20</w:t>
             </w:r>
           </w:p>
         </w:tc>
@@ -4315,7 +4318,7 @@
                 <w:i w:val="0"/>
                 <w:sz w:val="22"/>
               </w:rPr>
-              <w:t>kolokwium; prezentacja projektu i dokumentacji; ocena sporządzonego dokumentu; ocena pracy podczas ćwiczenia</w:t>
+              <w:t>prezentacja projektu i dokumentacji, ocena sporządzonego dokumentu, ocena pracy podczas ćwiczenia</w:t>
             </w:r>
           </w:p>
         </w:tc>
@@ -4336,6 +4339,7 @@
                 <w:i w:val="0"/>
                 <w:sz w:val="22"/>
               </w:rPr>
+              <w:t>K_U20</w:t>
             </w:r>
           </w:p>
         </w:tc>
@@ -4373,7 +4377,7 @@
                 <w:i w:val="0"/>
                 <w:sz w:val="22"/>
               </w:rPr>
-              <w:t>kolokwium; prezentacja projektu i dokumentacji; ocena sporządzonego dokumentu; ocena pracy podczas ćwiczenia</w:t>
+              <w:t>prezentacja projektu i dokumentacji, ocena sporządzonego dokumentu, ocena pracy podczas ćwiczenia</w:t>
             </w:r>
           </w:p>
         </w:tc>
@@ -4394,6 +4398,7 @@
                 <w:i w:val="0"/>
                 <w:sz w:val="22"/>
               </w:rPr>
+              <w:t>K_U17</w:t>
             </w:r>
           </w:p>
         </w:tc>
@@ -4431,7 +4436,7 @@
                 <w:i w:val="0"/>
                 <w:sz w:val="22"/>
               </w:rPr>
-              <w:t>kolokwium; prezentacja projektu i dokumentacji; ocena sporządzonego dokumentu; ocena pracy podczas ćwiczenia</w:t>
+              <w:t>prezentacja projektu i dokumentacji, ocena sporządzonego dokumentu, ocena pracy podczas ćwiczenia</w:t>
             </w:r>
           </w:p>
         </w:tc>
@@ -4452,6 +4457,7 @@
                 <w:i w:val="0"/>
                 <w:sz w:val="22"/>
               </w:rPr>
+              <w:t>K_U17</w:t>
             </w:r>
           </w:p>
         </w:tc>
@@ -4489,7 +4495,7 @@
                 <w:i w:val="0"/>
                 <w:sz w:val="22"/>
               </w:rPr>
-              <w:t>kolokwium; prezentacja projektu i dokumentacji; ocena sporządzonego dokumentu; ocena pracy podczas ćwiczenia</w:t>
+              <w:t>prezentacja projektu i dokumentacji, ocena sporządzonego dokumentu, ocena pracy podczas ćwiczenia</w:t>
             </w:r>
           </w:p>
         </w:tc>
@@ -4615,6 +4621,7 @@
                 <w:i w:val="0"/>
                 <w:sz w:val="22"/>
               </w:rPr>
+              <w:t>K_K04</w:t>
             </w:r>
           </w:p>
         </w:tc>
@@ -4652,7 +4659,7 @@
                 <w:i w:val="0"/>
                 <w:sz w:val="22"/>
               </w:rPr>
-              <w:t>kolokwium; prezentacja projektu i dokumentacji; ocena sporządzonego dokumentu; ocena pracy podczas ćwiczenia</w:t>
+              <w:t>prezentacja projektu i dokumentacji, ocena sporządzonego dokumentu, ocena pracy podczas ćwiczenia</w:t>
             </w:r>
           </w:p>
         </w:tc>
@@ -4673,6 +4680,7 @@
                 <w:i w:val="0"/>
                 <w:sz w:val="22"/>
               </w:rPr>
+              <w:t>K_K06</w:t>
             </w:r>
           </w:p>
         </w:tc>
@@ -4710,7 +4718,7 @@
                 <w:i w:val="0"/>
                 <w:sz w:val="22"/>
               </w:rPr>
-              <w:t>kolokwium; prezentacja projektu i dokumentacji; ocena sporządzonego dokumentu; ocena pracy podczas ćwiczenia</w:t>
+              <w:t>prezentacja projektu i dokumentacji, ocena sporządzonego dokumentu, ocena pracy podczas ćwiczenia</w:t>
             </w:r>
           </w:p>
         </w:tc>
@@ -4731,6 +4739,7 @@
                 <w:i w:val="0"/>
                 <w:sz w:val="22"/>
               </w:rPr>
+              <w:t>K_K06</w:t>
             </w:r>
           </w:p>
         </w:tc>
@@ -4768,7 +4777,7 @@
                 <w:i w:val="0"/>
                 <w:sz w:val="22"/>
               </w:rPr>
-              <w:t>kolokwium; prezentacja projektu i dokumentacji; ocena sporządzonego dokumentu; ocena pracy podczas ćwiczenia</w:t>
+              <w:t>prezentacja projektu i dokumentacji, ocena sporządzonego dokumentu, ocena pracy podczas ćwiczenia</w:t>
             </w:r>
           </w:p>
         </w:tc>
@@ -4789,6 +4798,7 @@
                 <w:i w:val="0"/>
                 <w:sz w:val="22"/>
               </w:rPr>
+              <w:t>K_K05</w:t>
             </w:r>
           </w:p>
         </w:tc>
@@ -4826,7 +4836,7 @@
                 <w:i w:val="0"/>
                 <w:sz w:val="22"/>
               </w:rPr>
-              <w:t>kolokwium; prezentacja projektu i dokumentacji; ocena sporządzonego dokumentu; ocena pracy podczas ćwiczenia</w:t>
+              <w:t>prezentacja projektu i dokumentacji, ocena sporządzonego dokumentu, ocena pracy podczas ćwiczenia</w:t>
             </w:r>
           </w:p>
         </w:tc>
@@ -4847,6 +4857,7 @@
                 <w:i w:val="0"/>
                 <w:sz w:val="22"/>
               </w:rPr>
+              <w:t>K_K03</w:t>
             </w:r>
           </w:p>
         </w:tc>
@@ -4884,7 +4895,7 @@
                 <w:i w:val="0"/>
                 <w:sz w:val="22"/>
               </w:rPr>
-              <w:t>kolokwium; prezentacja projektu i dokumentacji; ocena sporządzonego dokumentu; ocena pracy podczas ćwiczenia</w:t>
+              <w:t>prezentacja projektu i dokumentacji, ocena sporządzonego dokumentu, ocena pracy podczas ćwiczenia</w:t>
             </w:r>
           </w:p>
         </w:tc>

--- a/public/assets/files/stacjonarne/ICK.docx
+++ b/public/assets/files/stacjonarne/ICK.docx
@@ -1903,14 +1903,13 @@
       </w:tblPr>
       <w:tblGrid>
         <w:gridCol w:w="680"/>
-        <w:gridCol w:w="4536"/>
-        <w:gridCol w:w="4252"/>
+        <w:gridCol w:w="8788"/>
       </w:tblGrid>
       <w:tr>
         <w:tc>
           <w:tcPr>
             <w:tcW w:type="dxa" w:w="9468"/>
-            <w:gridSpan w:val="3"/>
+            <w:gridSpan w:val="2"/>
             <w:shd w:val="clear" w:color="auto" w:fill="D9D9D9"/>
           </w:tcPr>
           <w:p>
@@ -1952,7 +1951,7 @@
         </w:tc>
         <w:tc>
           <w:tcPr>
-            <w:tcW w:type="dxa" w:w="4536"/>
+            <w:tcW w:type="dxa" w:w="8788"/>
             <w:shd w:val="clear" w:color="auto" w:fill="D9D9D9"/>
           </w:tcPr>
           <w:p>
@@ -1966,27 +1965,7 @@
                 <w:i w:val="0"/>
                 <w:sz w:val="16"/>
               </w:rPr>
-              <w:t>Wykład</w:t>
-            </w:r>
-          </w:p>
-        </w:tc>
-        <w:tc>
-          <w:tcPr>
-            <w:tcW w:type="dxa" w:w="4252"/>
-            <w:shd w:val="clear" w:color="auto" w:fill="D9D9D9"/>
-          </w:tcPr>
-          <w:p>
-            <w:pPr>
-              <w:spacing w:before="20" w:after="20"/>
-            </w:pPr>
-            <w:r>
-              <w:rPr>
-                <w:rFonts w:ascii="Aptos" w:hAnsi="Aptos"/>
-                <w:b/>
-                <w:i w:val="0"/>
-                <w:sz w:val="16"/>
-              </w:rPr>
-              <w:t>Ćwiczenia / Laboratorium / Pracownia</w:t>
+              <w:t>Treści programowe</w:t>
             </w:r>
           </w:p>
         </w:tc>
@@ -2013,7 +1992,7 @@
         </w:tc>
         <w:tc>
           <w:tcPr>
-            <w:tcW w:type="dxa" w:w="4536"/>
+            <w:tcW w:type="dxa" w:w="8788"/>
           </w:tcPr>
           <w:p>
             <w:pPr>
@@ -2027,24 +2006,6 @@
                 <w:sz w:val="22"/>
               </w:rPr>
               <w:t>Wprowadzenie do projektowania interakcji człowiek–komputer (HCI) – zakres, definicja i znaczenie.</w:t>
-            </w:r>
-          </w:p>
-        </w:tc>
-        <w:tc>
-          <w:tcPr>
-            <w:tcW w:type="dxa" w:w="4252"/>
-          </w:tcPr>
-          <w:p>
-            <w:pPr>
-              <w:spacing w:before="20" w:after="20"/>
-            </w:pPr>
-            <w:r>
-              <w:rPr>
-                <w:rFonts w:ascii="Aptos" w:hAnsi="Aptos"/>
-                <w:b w:val="0"/>
-                <w:i w:val="0"/>
-                <w:sz w:val="22"/>
-              </w:rPr>
             </w:r>
           </w:p>
         </w:tc>
@@ -2071,7 +2032,7 @@
         </w:tc>
         <w:tc>
           <w:tcPr>
-            <w:tcW w:type="dxa" w:w="4536"/>
+            <w:tcW w:type="dxa" w:w="8788"/>
           </w:tcPr>
           <w:p>
             <w:pPr>
@@ -2085,24 +2046,6 @@
                 <w:sz w:val="22"/>
               </w:rPr>
               <w:t>Historia rozwoju interfejsów oraz ewolucja modeli interakcji.</w:t>
-            </w:r>
-          </w:p>
-        </w:tc>
-        <w:tc>
-          <w:tcPr>
-            <w:tcW w:type="dxa" w:w="4252"/>
-          </w:tcPr>
-          <w:p>
-            <w:pPr>
-              <w:spacing w:before="20" w:after="20"/>
-            </w:pPr>
-            <w:r>
-              <w:rPr>
-                <w:rFonts w:ascii="Aptos" w:hAnsi="Aptos"/>
-                <w:b w:val="0"/>
-                <w:i w:val="0"/>
-                <w:sz w:val="22"/>
-              </w:rPr>
             </w:r>
           </w:p>
         </w:tc>
@@ -2129,7 +2072,7 @@
         </w:tc>
         <w:tc>
           <w:tcPr>
-            <w:tcW w:type="dxa" w:w="4536"/>
+            <w:tcW w:type="dxa" w:w="8788"/>
           </w:tcPr>
           <w:p>
             <w:pPr>
@@ -2143,24 +2086,6 @@
                 <w:sz w:val="22"/>
               </w:rPr>
               <w:t>Model człowiek–interfejs–system w projektowaniu systemów informatycznych.</w:t>
-            </w:r>
-          </w:p>
-        </w:tc>
-        <w:tc>
-          <w:tcPr>
-            <w:tcW w:type="dxa" w:w="4252"/>
-          </w:tcPr>
-          <w:p>
-            <w:pPr>
-              <w:spacing w:before="20" w:after="20"/>
-            </w:pPr>
-            <w:r>
-              <w:rPr>
-                <w:rFonts w:ascii="Aptos" w:hAnsi="Aptos"/>
-                <w:b w:val="0"/>
-                <w:i w:val="0"/>
-                <w:sz w:val="22"/>
-              </w:rPr>
             </w:r>
           </w:p>
         </w:tc>
@@ -2187,7 +2112,7 @@
         </w:tc>
         <w:tc>
           <w:tcPr>
-            <w:tcW w:type="dxa" w:w="4536"/>
+            <w:tcW w:type="dxa" w:w="8788"/>
           </w:tcPr>
           <w:p>
             <w:pPr>
@@ -2201,24 +2126,6 @@
                 <w:sz w:val="22"/>
               </w:rPr>
               <w:t>Charakterystyka użytkowników oraz analiza kontekstu użycia.</w:t>
-            </w:r>
-          </w:p>
-        </w:tc>
-        <w:tc>
-          <w:tcPr>
-            <w:tcW w:type="dxa" w:w="4252"/>
-          </w:tcPr>
-          <w:p>
-            <w:pPr>
-              <w:spacing w:before="20" w:after="20"/>
-            </w:pPr>
-            <w:r>
-              <w:rPr>
-                <w:rFonts w:ascii="Aptos" w:hAnsi="Aptos"/>
-                <w:b w:val="0"/>
-                <w:i w:val="0"/>
-                <w:sz w:val="22"/>
-              </w:rPr>
             </w:r>
           </w:p>
         </w:tc>
@@ -2245,7 +2152,7 @@
         </w:tc>
         <w:tc>
           <w:tcPr>
-            <w:tcW w:type="dxa" w:w="4536"/>
+            <w:tcW w:type="dxa" w:w="8788"/>
           </w:tcPr>
           <w:p>
             <w:pPr>
@@ -2259,24 +2166,6 @@
                 <w:sz w:val="22"/>
               </w:rPr>
               <w:t>Ograniczenia poznawcze i motoryczne użytkowników w projektowaniu interfejsów.</w:t>
-            </w:r>
-          </w:p>
-        </w:tc>
-        <w:tc>
-          <w:tcPr>
-            <w:tcW w:type="dxa" w:w="4252"/>
-          </w:tcPr>
-          <w:p>
-            <w:pPr>
-              <w:spacing w:before="20" w:after="20"/>
-            </w:pPr>
-            <w:r>
-              <w:rPr>
-                <w:rFonts w:ascii="Aptos" w:hAnsi="Aptos"/>
-                <w:b w:val="0"/>
-                <w:i w:val="0"/>
-                <w:sz w:val="22"/>
-              </w:rPr>
             </w:r>
           </w:p>
         </w:tc>
@@ -2303,7 +2192,7 @@
         </w:tc>
         <w:tc>
           <w:tcPr>
-            <w:tcW w:type="dxa" w:w="4536"/>
+            <w:tcW w:type="dxa" w:w="8788"/>
           </w:tcPr>
           <w:p>
             <w:pPr>
@@ -2317,24 +2206,6 @@
                 <w:sz w:val="22"/>
               </w:rPr>
               <w:t>Percepcja i uwaga użytkownika – rola hierarchii wizualnej w projektowaniu.</w:t>
-            </w:r>
-          </w:p>
-        </w:tc>
-        <w:tc>
-          <w:tcPr>
-            <w:tcW w:type="dxa" w:w="4252"/>
-          </w:tcPr>
-          <w:p>
-            <w:pPr>
-              <w:spacing w:before="20" w:after="20"/>
-            </w:pPr>
-            <w:r>
-              <w:rPr>
-                <w:rFonts w:ascii="Aptos" w:hAnsi="Aptos"/>
-                <w:b w:val="0"/>
-                <w:i w:val="0"/>
-                <w:sz w:val="22"/>
-              </w:rPr>
             </w:r>
           </w:p>
         </w:tc>
@@ -2361,7 +2232,7 @@
         </w:tc>
         <w:tc>
           <w:tcPr>
-            <w:tcW w:type="dxa" w:w="4536"/>
+            <w:tcW w:type="dxa" w:w="8788"/>
           </w:tcPr>
           <w:p>
             <w:pPr>
@@ -2375,24 +2246,6 @@
                 <w:sz w:val="22"/>
               </w:rPr>
               <w:t>Identyfikacja błędów projektowych (analiza „bad design”).</w:t>
-            </w:r>
-          </w:p>
-        </w:tc>
-        <w:tc>
-          <w:tcPr>
-            <w:tcW w:type="dxa" w:w="4252"/>
-          </w:tcPr>
-          <w:p>
-            <w:pPr>
-              <w:spacing w:before="20" w:after="20"/>
-            </w:pPr>
-            <w:r>
-              <w:rPr>
-                <w:rFonts w:ascii="Aptos" w:hAnsi="Aptos"/>
-                <w:b w:val="0"/>
-                <w:i w:val="0"/>
-                <w:sz w:val="22"/>
-              </w:rPr>
             </w:r>
           </w:p>
         </w:tc>
@@ -2419,7 +2272,7 @@
         </w:tc>
         <w:tc>
           <w:tcPr>
-            <w:tcW w:type="dxa" w:w="4536"/>
+            <w:tcW w:type="dxa" w:w="8788"/>
           </w:tcPr>
           <w:p>
             <w:pPr>
@@ -2433,24 +2286,6 @@
                 <w:sz w:val="22"/>
               </w:rPr>
               <w:t>Heurystyki użyteczności oraz klasyczne zasady projektowania interfejsów.</w:t>
-            </w:r>
-          </w:p>
-        </w:tc>
-        <w:tc>
-          <w:tcPr>
-            <w:tcW w:type="dxa" w:w="4252"/>
-          </w:tcPr>
-          <w:p>
-            <w:pPr>
-              <w:spacing w:before="20" w:after="20"/>
-            </w:pPr>
-            <w:r>
-              <w:rPr>
-                <w:rFonts w:ascii="Aptos" w:hAnsi="Aptos"/>
-                <w:b w:val="0"/>
-                <w:i w:val="0"/>
-                <w:sz w:val="22"/>
-              </w:rPr>
             </w:r>
           </w:p>
         </w:tc>
@@ -2477,7 +2312,7 @@
         </w:tc>
         <w:tc>
           <w:tcPr>
-            <w:tcW w:type="dxa" w:w="4536"/>
+            <w:tcW w:type="dxa" w:w="8788"/>
           </w:tcPr>
           <w:p>
             <w:pPr>
@@ -2491,24 +2326,6 @@
                 <w:sz w:val="22"/>
               </w:rPr>
               <w:t>Zasady projektowania graficznych interfejsów użytkownika (GUI).</w:t>
-            </w:r>
-          </w:p>
-        </w:tc>
-        <w:tc>
-          <w:tcPr>
-            <w:tcW w:type="dxa" w:w="4252"/>
-          </w:tcPr>
-          <w:p>
-            <w:pPr>
-              <w:spacing w:before="20" w:after="20"/>
-            </w:pPr>
-            <w:r>
-              <w:rPr>
-                <w:rFonts w:ascii="Aptos" w:hAnsi="Aptos"/>
-                <w:b w:val="0"/>
-                <w:i w:val="0"/>
-                <w:sz w:val="22"/>
-              </w:rPr>
             </w:r>
           </w:p>
         </w:tc>
@@ -2535,7 +2352,7 @@
         </w:tc>
         <w:tc>
           <w:tcPr>
-            <w:tcW w:type="dxa" w:w="4536"/>
+            <w:tcW w:type="dxa" w:w="8788"/>
           </w:tcPr>
           <w:p>
             <w:pPr>
@@ -2549,24 +2366,6 @@
                 <w:sz w:val="22"/>
               </w:rPr>
               <w:t>Wymagania i standardy projektowania interfejsów WWW i mobilnych.</w:t>
-            </w:r>
-          </w:p>
-        </w:tc>
-        <w:tc>
-          <w:tcPr>
-            <w:tcW w:type="dxa" w:w="4252"/>
-          </w:tcPr>
-          <w:p>
-            <w:pPr>
-              <w:spacing w:before="20" w:after="20"/>
-            </w:pPr>
-            <w:r>
-              <w:rPr>
-                <w:rFonts w:ascii="Aptos" w:hAnsi="Aptos"/>
-                <w:b w:val="0"/>
-                <w:i w:val="0"/>
-                <w:sz w:val="22"/>
-              </w:rPr>
             </w:r>
           </w:p>
         </w:tc>
@@ -2593,7 +2392,7 @@
         </w:tc>
         <w:tc>
           <w:tcPr>
-            <w:tcW w:type="dxa" w:w="4536"/>
+            <w:tcW w:type="dxa" w:w="8788"/>
           </w:tcPr>
           <w:p>
             <w:pPr>
@@ -2607,24 +2406,6 @@
                 <w:sz w:val="22"/>
               </w:rPr>
               <w:t>Projektowanie interakcji dla usług cyfrowych i systemów złożonych.</w:t>
-            </w:r>
-          </w:p>
-        </w:tc>
-        <w:tc>
-          <w:tcPr>
-            <w:tcW w:type="dxa" w:w="4252"/>
-          </w:tcPr>
-          <w:p>
-            <w:pPr>
-              <w:spacing w:before="20" w:after="20"/>
-            </w:pPr>
-            <w:r>
-              <w:rPr>
-                <w:rFonts w:ascii="Aptos" w:hAnsi="Aptos"/>
-                <w:b w:val="0"/>
-                <w:i w:val="0"/>
-                <w:sz w:val="22"/>
-              </w:rPr>
             </w:r>
           </w:p>
         </w:tc>
@@ -2651,7 +2432,7 @@
         </w:tc>
         <w:tc>
           <w:tcPr>
-            <w:tcW w:type="dxa" w:w="4536"/>
+            <w:tcW w:type="dxa" w:w="8788"/>
           </w:tcPr>
           <w:p>
             <w:pPr>
@@ -2665,24 +2446,6 @@
                 <w:sz w:val="22"/>
               </w:rPr>
               <w:t>Interfejsy multimodalne – głos, gest, systemy inteligentne i rozwiązania typu „smart”.</w:t>
-            </w:r>
-          </w:p>
-        </w:tc>
-        <w:tc>
-          <w:tcPr>
-            <w:tcW w:type="dxa" w:w="4252"/>
-          </w:tcPr>
-          <w:p>
-            <w:pPr>
-              <w:spacing w:before="20" w:after="20"/>
-            </w:pPr>
-            <w:r>
-              <w:rPr>
-                <w:rFonts w:ascii="Aptos" w:hAnsi="Aptos"/>
-                <w:b w:val="0"/>
-                <w:i w:val="0"/>
-                <w:sz w:val="22"/>
-              </w:rPr>
             </w:r>
           </w:p>
         </w:tc>
@@ -2709,7 +2472,7 @@
         </w:tc>
         <w:tc>
           <w:tcPr>
-            <w:tcW w:type="dxa" w:w="4536"/>
+            <w:tcW w:type="dxa" w:w="8788"/>
           </w:tcPr>
           <w:p>
             <w:pPr>
@@ -2723,24 +2486,6 @@
                 <w:sz w:val="22"/>
               </w:rPr>
               <w:t>Organizacja pracy projektowej – podział na zespoły i wybór tematu projektu.</w:t>
-            </w:r>
-          </w:p>
-        </w:tc>
-        <w:tc>
-          <w:tcPr>
-            <w:tcW w:type="dxa" w:w="4252"/>
-          </w:tcPr>
-          <w:p>
-            <w:pPr>
-              <w:spacing w:before="20" w:after="20"/>
-            </w:pPr>
-            <w:r>
-              <w:rPr>
-                <w:rFonts w:ascii="Aptos" w:hAnsi="Aptos"/>
-                <w:b w:val="0"/>
-                <w:i w:val="0"/>
-                <w:sz w:val="22"/>
-              </w:rPr>
             </w:r>
           </w:p>
         </w:tc>
@@ -2767,7 +2512,7 @@
         </w:tc>
         <w:tc>
           <w:tcPr>
-            <w:tcW w:type="dxa" w:w="4536"/>
+            <w:tcW w:type="dxa" w:w="8788"/>
           </w:tcPr>
           <w:p>
             <w:pPr>
@@ -2781,24 +2526,6 @@
                 <w:sz w:val="22"/>
               </w:rPr>
               <w:t>Analiza konkurencji, rynku docelowego oraz uzasadnienie biznesowe rozwiązania.</w:t>
-            </w:r>
-          </w:p>
-        </w:tc>
-        <w:tc>
-          <w:tcPr>
-            <w:tcW w:type="dxa" w:w="4252"/>
-          </w:tcPr>
-          <w:p>
-            <w:pPr>
-              <w:spacing w:before="20" w:after="20"/>
-            </w:pPr>
-            <w:r>
-              <w:rPr>
-                <w:rFonts w:ascii="Aptos" w:hAnsi="Aptos"/>
-                <w:b w:val="0"/>
-                <w:i w:val="0"/>
-                <w:sz w:val="22"/>
-              </w:rPr>
             </w:r>
           </w:p>
         </w:tc>
@@ -2825,7 +2552,7 @@
         </w:tc>
         <w:tc>
           <w:tcPr>
-            <w:tcW w:type="dxa" w:w="4536"/>
+            <w:tcW w:type="dxa" w:w="8788"/>
           </w:tcPr>
           <w:p>
             <w:pPr>
@@ -2839,24 +2566,6 @@
                 <w:sz w:val="22"/>
               </w:rPr>
               <w:t>Współpraca z klientem i użytkownikiem – identyfikacja i specyfikacja wymagań.</w:t>
-            </w:r>
-          </w:p>
-        </w:tc>
-        <w:tc>
-          <w:tcPr>
-            <w:tcW w:type="dxa" w:w="4252"/>
-          </w:tcPr>
-          <w:p>
-            <w:pPr>
-              <w:spacing w:before="20" w:after="20"/>
-            </w:pPr>
-            <w:r>
-              <w:rPr>
-                <w:rFonts w:ascii="Aptos" w:hAnsi="Aptos"/>
-                <w:b w:val="0"/>
-                <w:i w:val="0"/>
-                <w:sz w:val="22"/>
-              </w:rPr>
             </w:r>
           </w:p>
         </w:tc>
@@ -2883,7 +2592,7 @@
         </w:tc>
         <w:tc>
           <w:tcPr>
-            <w:tcW w:type="dxa" w:w="4536"/>
+            <w:tcW w:type="dxa" w:w="8788"/>
           </w:tcPr>
           <w:p>
             <w:pPr>
@@ -2897,24 +2606,6 @@
                 <w:sz w:val="22"/>
               </w:rPr>
               <w:t>Podejście User-Centred Design (UCD) w procesie projektowym.</w:t>
-            </w:r>
-          </w:p>
-        </w:tc>
-        <w:tc>
-          <w:tcPr>
-            <w:tcW w:type="dxa" w:w="4252"/>
-          </w:tcPr>
-          <w:p>
-            <w:pPr>
-              <w:spacing w:before="20" w:after="20"/>
-            </w:pPr>
-            <w:r>
-              <w:rPr>
-                <w:rFonts w:ascii="Aptos" w:hAnsi="Aptos"/>
-                <w:b w:val="0"/>
-                <w:i w:val="0"/>
-                <w:sz w:val="22"/>
-              </w:rPr>
             </w:r>
           </w:p>
         </w:tc>
@@ -2941,7 +2632,7 @@
         </w:tc>
         <w:tc>
           <w:tcPr>
-            <w:tcW w:type="dxa" w:w="4536"/>
+            <w:tcW w:type="dxa" w:w="8788"/>
           </w:tcPr>
           <w:p>
             <w:pPr>
@@ -2955,24 +2646,6 @@
                 <w:sz w:val="22"/>
               </w:rPr>
               <w:t>Elementy Design Thinking – empatyzacja i definiowanie problemu projektowego.</w:t>
-            </w:r>
-          </w:p>
-        </w:tc>
-        <w:tc>
-          <w:tcPr>
-            <w:tcW w:type="dxa" w:w="4252"/>
-          </w:tcPr>
-          <w:p>
-            <w:pPr>
-              <w:spacing w:before="20" w:after="20"/>
-            </w:pPr>
-            <w:r>
-              <w:rPr>
-                <w:rFonts w:ascii="Aptos" w:hAnsi="Aptos"/>
-                <w:b w:val="0"/>
-                <w:i w:val="0"/>
-                <w:sz w:val="22"/>
-              </w:rPr>
             </w:r>
           </w:p>
         </w:tc>
@@ -2999,7 +2672,7 @@
         </w:tc>
         <w:tc>
           <w:tcPr>
-            <w:tcW w:type="dxa" w:w="4536"/>
+            <w:tcW w:type="dxa" w:w="8788"/>
           </w:tcPr>
           <w:p>
             <w:pPr>
@@ -3013,24 +2686,6 @@
                 <w:sz w:val="22"/>
               </w:rPr>
               <w:t>Generowanie i wartościowanie koncepcji rozwiązań.</w:t>
-            </w:r>
-          </w:p>
-        </w:tc>
-        <w:tc>
-          <w:tcPr>
-            <w:tcW w:type="dxa" w:w="4252"/>
-          </w:tcPr>
-          <w:p>
-            <w:pPr>
-              <w:spacing w:before="20" w:after="20"/>
-            </w:pPr>
-            <w:r>
-              <w:rPr>
-                <w:rFonts w:ascii="Aptos" w:hAnsi="Aptos"/>
-                <w:b w:val="0"/>
-                <w:i w:val="0"/>
-                <w:sz w:val="22"/>
-              </w:rPr>
             </w:r>
           </w:p>
         </w:tc>
@@ -3057,7 +2712,7 @@
         </w:tc>
         <w:tc>
           <w:tcPr>
-            <w:tcW w:type="dxa" w:w="4536"/>
+            <w:tcW w:type="dxa" w:w="8788"/>
           </w:tcPr>
           <w:p>
             <w:pPr>
@@ -3071,24 +2726,6 @@
                 <w:sz w:val="22"/>
               </w:rPr>
               <w:t>Analiza potrzeb użytkowników oraz opracowanie person.</w:t>
-            </w:r>
-          </w:p>
-        </w:tc>
-        <w:tc>
-          <w:tcPr>
-            <w:tcW w:type="dxa" w:w="4252"/>
-          </w:tcPr>
-          <w:p>
-            <w:pPr>
-              <w:spacing w:before="20" w:after="20"/>
-            </w:pPr>
-            <w:r>
-              <w:rPr>
-                <w:rFonts w:ascii="Aptos" w:hAnsi="Aptos"/>
-                <w:b w:val="0"/>
-                <w:i w:val="0"/>
-                <w:sz w:val="22"/>
-              </w:rPr>
             </w:r>
           </w:p>
         </w:tc>
@@ -3115,7 +2752,7 @@
         </w:tc>
         <w:tc>
           <w:tcPr>
-            <w:tcW w:type="dxa" w:w="4536"/>
+            <w:tcW w:type="dxa" w:w="8788"/>
           </w:tcPr>
           <w:p>
             <w:pPr>
@@ -3129,24 +2766,6 @@
                 <w:sz w:val="22"/>
               </w:rPr>
               <w:t>Wizja produktu i projekt koncepcyjny systemu.</w:t>
-            </w:r>
-          </w:p>
-        </w:tc>
-        <w:tc>
-          <w:tcPr>
-            <w:tcW w:type="dxa" w:w="4252"/>
-          </w:tcPr>
-          <w:p>
-            <w:pPr>
-              <w:spacing w:before="20" w:after="20"/>
-            </w:pPr>
-            <w:r>
-              <w:rPr>
-                <w:rFonts w:ascii="Aptos" w:hAnsi="Aptos"/>
-                <w:b w:val="0"/>
-                <w:i w:val="0"/>
-                <w:sz w:val="22"/>
-              </w:rPr>
             </w:r>
           </w:p>
         </w:tc>
@@ -3173,7 +2792,7 @@
         </w:tc>
         <w:tc>
           <w:tcPr>
-            <w:tcW w:type="dxa" w:w="4536"/>
+            <w:tcW w:type="dxa" w:w="8788"/>
           </w:tcPr>
           <w:p>
             <w:pPr>
@@ -3187,24 +2806,6 @@
                 <w:sz w:val="22"/>
               </w:rPr>
               <w:t>Opracowanie i mapowanie historyjek użytkownika.</w:t>
-            </w:r>
-          </w:p>
-        </w:tc>
-        <w:tc>
-          <w:tcPr>
-            <w:tcW w:type="dxa" w:w="4252"/>
-          </w:tcPr>
-          <w:p>
-            <w:pPr>
-              <w:spacing w:before="20" w:after="20"/>
-            </w:pPr>
-            <w:r>
-              <w:rPr>
-                <w:rFonts w:ascii="Aptos" w:hAnsi="Aptos"/>
-                <w:b w:val="0"/>
-                <w:i w:val="0"/>
-                <w:sz w:val="22"/>
-              </w:rPr>
             </w:r>
           </w:p>
         </w:tc>
@@ -3231,7 +2832,7 @@
         </w:tc>
         <w:tc>
           <w:tcPr>
-            <w:tcW w:type="dxa" w:w="4536"/>
+            <w:tcW w:type="dxa" w:w="8788"/>
           </w:tcPr>
           <w:p>
             <w:pPr>
@@ -3245,24 +2846,6 @@
                 <w:sz w:val="22"/>
               </w:rPr>
               <w:t>Projektowanie interakcji – tworzenie user flow oraz priorytetyzacja funkcjonalności.</w:t>
-            </w:r>
-          </w:p>
-        </w:tc>
-        <w:tc>
-          <w:tcPr>
-            <w:tcW w:type="dxa" w:w="4252"/>
-          </w:tcPr>
-          <w:p>
-            <w:pPr>
-              <w:spacing w:before="20" w:after="20"/>
-            </w:pPr>
-            <w:r>
-              <w:rPr>
-                <w:rFonts w:ascii="Aptos" w:hAnsi="Aptos"/>
-                <w:b w:val="0"/>
-                <w:i w:val="0"/>
-                <w:sz w:val="22"/>
-              </w:rPr>
             </w:r>
           </w:p>
         </w:tc>
@@ -3289,7 +2872,7 @@
         </w:tc>
         <w:tc>
           <w:tcPr>
-            <w:tcW w:type="dxa" w:w="4536"/>
+            <w:tcW w:type="dxa" w:w="8788"/>
           </w:tcPr>
           <w:p>
             <w:pPr>
@@ -3303,24 +2886,6 @@
                 <w:sz w:val="22"/>
               </w:rPr>
               <w:t>Prototypowanie wstępne (Lo-Fi) oraz prototypowanie cyfrowe (Hi-Fi).</w:t>
-            </w:r>
-          </w:p>
-        </w:tc>
-        <w:tc>
-          <w:tcPr>
-            <w:tcW w:type="dxa" w:w="4252"/>
-          </w:tcPr>
-          <w:p>
-            <w:pPr>
-              <w:spacing w:before="20" w:after="20"/>
-            </w:pPr>
-            <w:r>
-              <w:rPr>
-                <w:rFonts w:ascii="Aptos" w:hAnsi="Aptos"/>
-                <w:b w:val="0"/>
-                <w:i w:val="0"/>
-                <w:sz w:val="22"/>
-              </w:rPr>
             </w:r>
           </w:p>
         </w:tc>
@@ -3347,7 +2912,7 @@
         </w:tc>
         <w:tc>
           <w:tcPr>
-            <w:tcW w:type="dxa" w:w="4536"/>
+            <w:tcW w:type="dxa" w:w="8788"/>
           </w:tcPr>
           <w:p>
             <w:pPr>
@@ -3361,24 +2926,6 @@
                 <w:sz w:val="22"/>
               </w:rPr>
               <w:t>Scenariusze testowe, testy użyteczności oraz analiza wyników badań użytkowników.</w:t>
-            </w:r>
-          </w:p>
-        </w:tc>
-        <w:tc>
-          <w:tcPr>
-            <w:tcW w:type="dxa" w:w="4252"/>
-          </w:tcPr>
-          <w:p>
-            <w:pPr>
-              <w:spacing w:before="20" w:after="20"/>
-            </w:pPr>
-            <w:r>
-              <w:rPr>
-                <w:rFonts w:ascii="Aptos" w:hAnsi="Aptos"/>
-                <w:b w:val="0"/>
-                <w:i w:val="0"/>
-                <w:sz w:val="22"/>
-              </w:rPr>
             </w:r>
           </w:p>
         </w:tc>
@@ -3405,7 +2952,7 @@
         </w:tc>
         <w:tc>
           <w:tcPr>
-            <w:tcW w:type="dxa" w:w="4536"/>
+            <w:tcW w:type="dxa" w:w="8788"/>
           </w:tcPr>
           <w:p>
             <w:pPr>
@@ -3419,24 +2966,6 @@
                 <w:sz w:val="22"/>
               </w:rPr>
               <w:t>Iteracyjne doskonalenie projektu oraz prezentacja końcowych prototypów interfejsu użytkownika.</w:t>
-            </w:r>
-          </w:p>
-        </w:tc>
-        <w:tc>
-          <w:tcPr>
-            <w:tcW w:type="dxa" w:w="4252"/>
-          </w:tcPr>
-          <w:p>
-            <w:pPr>
-              <w:spacing w:before="20" w:after="20"/>
-            </w:pPr>
-            <w:r>
-              <w:rPr>
-                <w:rFonts w:ascii="Aptos" w:hAnsi="Aptos"/>
-                <w:b w:val="0"/>
-                <w:i w:val="0"/>
-                <w:sz w:val="22"/>
-              </w:rPr>
             </w:r>
           </w:p>
         </w:tc>
